--- a/assets/Resume.docx
+++ b/assets/Resume.docx
@@ -57,39 +57,10 @@
           <w:rFonts w:hint="default"/>
           <w:lang w:val="en-US"/>
         </w:rPr>
-        <w:t xml:space="preserve">: </w:t>
-      </w:r>
-      <w:r>
-        <w:rPr>
-          <w:rFonts w:hint="default"/>
-        </w:rPr>
-        <w:fldChar w:fldCharType="begin"/>
-      </w:r>
-      <w:r>
-        <w:rPr>
-          <w:rFonts w:hint="default"/>
-        </w:rPr>
-        <w:instrText xml:space="preserve"> HYPERLINK "https://github.com/callmepatrickdev" </w:instrText>
-      </w:r>
-      <w:r>
-        <w:rPr>
-          <w:rFonts w:hint="default"/>
-        </w:rPr>
-        <w:fldChar w:fldCharType="separate"/>
-      </w:r>
-      <w:r>
-        <w:rPr>
-          <w:rStyle w:val="14"/>
-          <w:rFonts w:hint="default"/>
-        </w:rPr>
-        <w:t>https://github.com/callmepatrickdev</w:t>
-      </w:r>
-      <w:r>
-        <w:rPr>
-          <w:rFonts w:hint="default"/>
-        </w:rPr>
-        <w:fldChar w:fldCharType="end"/>
-      </w:r>
+        <w:t>:https://callmepatrickdev.github.io/my-portfolio/</w:t>
+      </w:r>
+      <w:bookmarkStart w:id="0" w:name="_GoBack"/>
+      <w:bookmarkEnd w:id="0"/>
       <w:r>
         <w:rPr>
           <w:rFonts w:hint="default"/>
@@ -97,8 +68,6 @@
         </w:rPr>
         <w:t xml:space="preserve"> </w:t>
       </w:r>
-      <w:bookmarkStart w:id="0" w:name="_GoBack"/>
-      <w:bookmarkEnd w:id="0"/>
     </w:p>
     <w:p>
       <w:pPr>
@@ -970,7 +939,7 @@
   <w:docDefaults>
     <w:rPrDefault>
       <w:rPr>
-        <w:rFonts w:ascii="Arial" w:hAnsi="Arial" w:eastAsia="Arial" w:cs="Arial"/>
+        <w:rFonts w:ascii="Times New Roman" w:hAnsi="Times New Roman" w:eastAsia="SimSun" w:cs="Times New Roman"/>
       </w:rPr>
     </w:rPrDefault>
     <w:pPrDefault/>
